--- a/row/fr/email.docx
+++ b/row/fr/email.docx
@@ -546,7 +546,14 @@
                       <w:lang w:val="fr-FR"/>
                     </w:rPr>
                     <w:br/>
-                    <w:t>Si vous souhaitez recevoir la documentation relative à la police par courrier postal, vous pouvez nous appeler ou nous envoyer un courrier électronique en utilisant les informations fournies ci-dessus.</w:t>
+                    <w:t xml:space="preserve">Si vous souhaitez recevoir la documentation relative à la police par courrier </w:t>
+                  </w:r>
+                  <w:r>
+                    <w:rPr>
+                      <w:lang w:val="fr-FR"/>
+                    </w:rPr>
+                    <w:lastRenderedPageBreak/>
+                    <w:t>postal, vous pouvez nous appeler ou nous envoyer un courrier électronique en utilisant les informations fournies ci-dessus.</w:t>
                   </w:r>
                 </w:p>
               </w:tc>
@@ -582,6 +589,7 @@
                 <w:bCs/>
                 <w:lang w:val="fr-FR"/>
               </w:rPr>
+              <w:lastRenderedPageBreak/>
               <w:t>Qui dois-je contacter si j'ai une question concernant la police d'assurance ?</w:t>
             </w:r>
           </w:p>
@@ -793,6 +801,7 @@
               <w:rPr>
                 <w:lang w:val="fr-FR"/>
               </w:rPr>
+              <w:lastRenderedPageBreak/>
               <w:t>Si vous souhaitez recevoir la documentation relative à la police par courrier postal, vous pouvez nous appeler ou nous envoyer un courrier électronique en utilisant les informations fournies ci-dessus.</w:t>
             </w:r>
           </w:p>
